--- a/docs/handouts/Ch07_Survival_STUDENT.docx
+++ b/docs/handouts/Ch07_Survival_STUDENT.docx
@@ -188,7 +188,7 @@
           <w:i w:val="false"/>
           <w:iCs w:val="false"/>
         </w:rPr>
-        <w:t xml:space="preserve">. You pick a survival-themed challenge — an </w:t>
+        <w:t xml:space="preserve">. You pick one of four survival tasks — a </w:t>
       </w:r>
       <w:r>
         <w:rPr>
@@ -197,7 +197,7 @@
           <w:i w:val="false"/>
           <w:iCs w:val="false"/>
         </w:rPr>
-        <w:t xml:space="preserve">all-terrain mover</w:t>
+        <w:t xml:space="preserve">rough-terrain vehicle</w:t>
       </w:r>
       <w:r>
         <w:rPr>
@@ -215,7 +215,7 @@
           <w:i w:val="false"/>
           <w:iCs w:val="false"/>
         </w:rPr>
-        <w:t xml:space="preserve">solar-dish aimer</w:t>
+        <w:t xml:space="preserve">solar-dish rotator</w:t>
       </w:r>
       <w:r>
         <w:rPr>
@@ -233,7 +233,25 @@
           <w:i w:val="false"/>
           <w:iCs w:val="false"/>
         </w:rPr>
-        <w:t xml:space="preserve">water-raiser</w:t>
+        <w:t xml:space="preserve">heavy-equipment mover</w:t>
+      </w:r>
+      <w:r>
+        <w:rPr>
+          <w:b w:val="false"/>
+          <w:bCs w:val="false"/>
+          <w:i w:val="false"/>
+          <w:iCs w:val="false"/>
+        </w:rPr>
+        <w:t xml:space="preserve">, or a one-input </w:t>
+      </w:r>
+      <w:r>
+        <w:rPr>
+          <w:b/>
+          <w:bCs/>
+          <w:i w:val="false"/>
+          <w:iCs w:val="false"/>
+        </w:rPr>
+        <w:t xml:space="preserve">survival station</w:t>
       </w:r>
       <w:r>
         <w:rPr>
@@ -450,7 +468,7 @@
           <w:i w:val="false"/>
           <w:iCs w:val="false"/>
         </w:rPr>
-        <w:t xml:space="preserve">structures (rigid, braced frames), gears (gear DOWN for torque, UP for speed; a bevel gear to turn the axis 90°), and the motion mechanisms (cam → reciprocating, crank-and-rocker → oscillating).</w:t>
+        <w:t xml:space="preserve">structures (rigid, braced frames); gears (gear DOWN for torque, UP for speed; a bevel gear to turn the axis 90°; an idler gear to drive all four wheels); the advanced mechanisms in the Advanced Gear Kit (a worm &amp; wheel holds its position, a rack &amp; pinion or leadscrew makes a straight-line lift, a differential lets wheels turn at different speeds); and the motion mechanisms (cam → reciprocating, crank-and-rocker → oscillating).</w:t>
       </w:r>
     </w:p>
     <w:p>

--- a/docs/handouts/Ch07_Survival_STUDENT.docx
+++ b/docs/handouts/Ch07_Survival_STUDENT.docx
@@ -2866,6 +2866,435 @@
           <w:szCs w:val="17"/>
         </w:rPr>
         <w:t xml:space="preserve">A stable drive base, dimensioned. Keep the center of gravity low (heavy parts down by the wheels) and the track wide — low and wide is hard to tip — and the whole base still has to fit the 33 × 33 cm cubby.</w:t>
+      </w:r>
+    </w:p>
+    <w:p>
+      <w:pPr>
+        <w:pBdr>
+          <w:bottom w:val="single" w:color="2E75B6" w:sz="6" w:space="2"/>
+        </w:pBdr>
+        <w:spacing w:after="70" w:before="200"/>
+      </w:pPr>
+      <w:r>
+        <w:rPr>
+          <w:b/>
+          <w:bCs/>
+          <w:i w:val="false"/>
+          <w:iCs w:val="false"/>
+          <w:color w:val="2E75B6"/>
+          <w:sz w:val="24"/>
+          <w:szCs w:val="24"/>
+        </w:rPr>
+        <w:t xml:space="preserve">Code It — A Little Routine</w:t>
+      </w:r>
+    </w:p>
+    <w:p>
+      <w:pPr>
+        <w:spacing w:after="40" w:before="0" w:line="264"/>
+      </w:pPr>
+      <w:r>
+        <w:rPr>
+          <w:b w:val="false"/>
+          <w:bCs w:val="false"/>
+          <w:i w:val="false"/>
+          <w:iCs w:val="false"/>
+        </w:rPr>
+        <w:t xml:space="preserve">Real robots run a </w:t>
+      </w:r>
+      <w:r>
+        <w:rPr>
+          <w:b/>
+          <w:bCs/>
+          <w:i w:val="false"/>
+          <w:iCs w:val="false"/>
+        </w:rPr>
+        <w:t xml:space="preserve">sequence</w:t>
+      </w:r>
+      <w:r>
+        <w:rPr>
+          <w:b w:val="false"/>
+          <w:bCs w:val="false"/>
+          <w:i w:val="false"/>
+          <w:iCs w:val="false"/>
+        </w:rPr>
+        <w:t xml:space="preserve"> — one move after another, top to bottom. Using both motors (add rightMotor in the devices area, like Chapter 6): drive forward, stop, back up, stop.</w:t>
+      </w:r>
+    </w:p>
+    <w:p>
+      <w:pPr>
+        <w:spacing w:after="30" w:before="150"/>
+      </w:pPr>
+      <w:r>
+        <w:rPr>
+          <w:rFonts w:ascii="Consolas" w:cs="Consolas" w:eastAsia="Consolas" w:hAnsi="Consolas"/>
+          <w:b/>
+          <w:bCs/>
+          <w:i w:val="false"/>
+          <w:iCs w:val="false"/>
+          <w:color w:val="2E75B6"/>
+          <w:sz w:val="16"/>
+          <w:szCs w:val="16"/>
+        </w:rPr>
+        <w:t xml:space="preserve">Type this in the marked region</w:t>
+      </w:r>
+    </w:p>
+    <w:tbl>
+      <w:tblPr>
+        <w:tblW w:type="dxa" w:w="9360"/>
+        <w:tblBorders>
+          <w:top w:val="none"/>
+          <w:left w:val="single" w:color="2E75B6" w:sz="18"/>
+          <w:bottom w:val="none"/>
+          <w:right w:val="none"/>
+          <w:insideH w:val="none"/>
+          <w:insideV w:val="none"/>
+        </w:tblBorders>
+      </w:tblPr>
+      <w:tblGrid>
+        <w:gridCol w:w="100"/>
+      </w:tblGrid>
+      <w:tr>
+        <w:tc>
+          <w:tcPr>
+            <w:tcW w:type="dxa" w:w="9360"/>
+            <w:shd w:fill="F4F4F4" w:val="clear"/>
+            <w:tcMar>
+              <w:top w:type="dxa" w:w="90"/>
+              <w:left w:type="dxa" w:w="150"/>
+              <w:bottom w:type="dxa" w:w="90"/>
+              <w:right w:type="dxa" w:w="150"/>
+            </w:tcMar>
+          </w:tcPr>
+          <w:p>
+            <w:pPr>
+              <w:spacing w:after="0" w:before="0" w:line="238"/>
+            </w:pPr>
+            <w:r>
+              <w:rPr>
+                <w:rFonts w:ascii="Consolas" w:cs="Consolas" w:eastAsia="Consolas" w:hAnsi="Consolas"/>
+                <w:b w:val="false"/>
+                <w:bCs w:val="false"/>
+                <w:i w:val="false"/>
+                <w:iCs w:val="false"/>
+                <w:color w:val="243240"/>
+                <w:sz w:val="18"/>
+                <w:szCs w:val="18"/>
+              </w:rPr>
+              <w:t xml:space="preserve">leftMotor.setVelocity(50, percent);</w:t>
+            </w:r>
+          </w:p>
+          <w:p>
+            <w:pPr>
+              <w:spacing w:after="0" w:before="0" w:line="238"/>
+            </w:pPr>
+            <w:r>
+              <w:rPr>
+                <w:rFonts w:ascii="Consolas" w:cs="Consolas" w:eastAsia="Consolas" w:hAnsi="Consolas"/>
+                <w:b w:val="false"/>
+                <w:bCs w:val="false"/>
+                <w:i w:val="false"/>
+                <w:iCs w:val="false"/>
+                <w:color w:val="243240"/>
+                <w:sz w:val="18"/>
+                <w:szCs w:val="18"/>
+              </w:rPr>
+              <w:t xml:space="preserve">rightMotor.setVelocity(50, percent);</w:t>
+            </w:r>
+          </w:p>
+          <w:p>
+            <w:pPr>
+              <w:spacing w:after="0" w:before="0" w:line="238"/>
+            </w:pPr>
+            <w:r>
+              <w:rPr>
+                <w:rFonts w:ascii="Consolas" w:cs="Consolas" w:eastAsia="Consolas" w:hAnsi="Consolas"/>
+                <w:b w:val="false"/>
+                <w:bCs w:val="false"/>
+                <w:i w:val="false"/>
+                <w:iCs w:val="false"/>
+                <w:color w:val="243240"/>
+                <w:sz w:val="18"/>
+                <w:szCs w:val="18"/>
+              </w:rPr>
+              <w:t xml:space="preserve"> </w:t>
+            </w:r>
+          </w:p>
+          <w:p>
+            <w:pPr>
+              <w:spacing w:after="0" w:before="0" w:line="238"/>
+            </w:pPr>
+            <w:r>
+              <w:rPr>
+                <w:rFonts w:ascii="Consolas" w:cs="Consolas" w:eastAsia="Consolas" w:hAnsi="Consolas"/>
+                <w:b w:val="false"/>
+                <w:bCs w:val="false"/>
+                <w:i w:val="false"/>
+                <w:iCs w:val="false"/>
+                <w:color w:val="243240"/>
+                <w:sz w:val="18"/>
+                <w:szCs w:val="18"/>
+              </w:rPr>
+              <w:t xml:space="preserve">leftMotor.spin(forward);    // drive forward</w:t>
+            </w:r>
+          </w:p>
+          <w:p>
+            <w:pPr>
+              <w:spacing w:after="0" w:before="0" w:line="238"/>
+            </w:pPr>
+            <w:r>
+              <w:rPr>
+                <w:rFonts w:ascii="Consolas" w:cs="Consolas" w:eastAsia="Consolas" w:hAnsi="Consolas"/>
+                <w:b w:val="false"/>
+                <w:bCs w:val="false"/>
+                <w:i w:val="false"/>
+                <w:iCs w:val="false"/>
+                <w:color w:val="243240"/>
+                <w:sz w:val="18"/>
+                <w:szCs w:val="18"/>
+              </w:rPr>
+              <w:t xml:space="preserve">rightMotor.spin(forward);</w:t>
+            </w:r>
+          </w:p>
+          <w:p>
+            <w:pPr>
+              <w:spacing w:after="0" w:before="0" w:line="238"/>
+            </w:pPr>
+            <w:r>
+              <w:rPr>
+                <w:rFonts w:ascii="Consolas" w:cs="Consolas" w:eastAsia="Consolas" w:hAnsi="Consolas"/>
+                <w:b w:val="false"/>
+                <w:bCs w:val="false"/>
+                <w:i w:val="false"/>
+                <w:iCs w:val="false"/>
+                <w:color w:val="243240"/>
+                <w:sz w:val="18"/>
+                <w:szCs w:val="18"/>
+              </w:rPr>
+              <w:t xml:space="preserve">wait(2, seconds);</w:t>
+            </w:r>
+          </w:p>
+          <w:p>
+            <w:pPr>
+              <w:spacing w:after="0" w:before="0" w:line="238"/>
+            </w:pPr>
+            <w:r>
+              <w:rPr>
+                <w:rFonts w:ascii="Consolas" w:cs="Consolas" w:eastAsia="Consolas" w:hAnsi="Consolas"/>
+                <w:b w:val="false"/>
+                <w:bCs w:val="false"/>
+                <w:i w:val="false"/>
+                <w:iCs w:val="false"/>
+                <w:color w:val="243240"/>
+                <w:sz w:val="18"/>
+                <w:szCs w:val="18"/>
+              </w:rPr>
+              <w:t xml:space="preserve"> </w:t>
+            </w:r>
+          </w:p>
+          <w:p>
+            <w:pPr>
+              <w:spacing w:after="0" w:before="0" w:line="238"/>
+            </w:pPr>
+            <w:r>
+              <w:rPr>
+                <w:rFonts w:ascii="Consolas" w:cs="Consolas" w:eastAsia="Consolas" w:hAnsi="Consolas"/>
+                <w:b w:val="false"/>
+                <w:bCs w:val="false"/>
+                <w:i w:val="false"/>
+                <w:iCs w:val="false"/>
+                <w:color w:val="243240"/>
+                <w:sz w:val="18"/>
+                <w:szCs w:val="18"/>
+              </w:rPr>
+              <w:t xml:space="preserve">leftMotor.stop();           // pause</w:t>
+            </w:r>
+          </w:p>
+          <w:p>
+            <w:pPr>
+              <w:spacing w:after="0" w:before="0" w:line="238"/>
+            </w:pPr>
+            <w:r>
+              <w:rPr>
+                <w:rFonts w:ascii="Consolas" w:cs="Consolas" w:eastAsia="Consolas" w:hAnsi="Consolas"/>
+                <w:b w:val="false"/>
+                <w:bCs w:val="false"/>
+                <w:i w:val="false"/>
+                <w:iCs w:val="false"/>
+                <w:color w:val="243240"/>
+                <w:sz w:val="18"/>
+                <w:szCs w:val="18"/>
+              </w:rPr>
+              <w:t xml:space="preserve">rightMotor.stop();</w:t>
+            </w:r>
+          </w:p>
+          <w:p>
+            <w:pPr>
+              <w:spacing w:after="0" w:before="0" w:line="238"/>
+            </w:pPr>
+            <w:r>
+              <w:rPr>
+                <w:rFonts w:ascii="Consolas" w:cs="Consolas" w:eastAsia="Consolas" w:hAnsi="Consolas"/>
+                <w:b w:val="false"/>
+                <w:bCs w:val="false"/>
+                <w:i w:val="false"/>
+                <w:iCs w:val="false"/>
+                <w:color w:val="243240"/>
+                <w:sz w:val="18"/>
+                <w:szCs w:val="18"/>
+              </w:rPr>
+              <w:t xml:space="preserve">wait(1, seconds);</w:t>
+            </w:r>
+          </w:p>
+          <w:p>
+            <w:pPr>
+              <w:spacing w:after="0" w:before="0" w:line="238"/>
+            </w:pPr>
+            <w:r>
+              <w:rPr>
+                <w:rFonts w:ascii="Consolas" w:cs="Consolas" w:eastAsia="Consolas" w:hAnsi="Consolas"/>
+                <w:b w:val="false"/>
+                <w:bCs w:val="false"/>
+                <w:i w:val="false"/>
+                <w:iCs w:val="false"/>
+                <w:color w:val="243240"/>
+                <w:sz w:val="18"/>
+                <w:szCs w:val="18"/>
+              </w:rPr>
+              <w:t xml:space="preserve"> </w:t>
+            </w:r>
+          </w:p>
+          <w:p>
+            <w:pPr>
+              <w:spacing w:after="0" w:before="0" w:line="238"/>
+            </w:pPr>
+            <w:r>
+              <w:rPr>
+                <w:rFonts w:ascii="Consolas" w:cs="Consolas" w:eastAsia="Consolas" w:hAnsi="Consolas"/>
+                <w:b w:val="false"/>
+                <w:bCs w:val="false"/>
+                <w:i w:val="false"/>
+                <w:iCs w:val="false"/>
+                <w:color w:val="243240"/>
+                <w:sz w:val="18"/>
+                <w:szCs w:val="18"/>
+              </w:rPr>
+              <w:t xml:space="preserve">leftMotor.spin(reverse);    // back up</w:t>
+            </w:r>
+          </w:p>
+          <w:p>
+            <w:pPr>
+              <w:spacing w:after="0" w:before="0" w:line="238"/>
+            </w:pPr>
+            <w:r>
+              <w:rPr>
+                <w:rFonts w:ascii="Consolas" w:cs="Consolas" w:eastAsia="Consolas" w:hAnsi="Consolas"/>
+                <w:b w:val="false"/>
+                <w:bCs w:val="false"/>
+                <w:i w:val="false"/>
+                <w:iCs w:val="false"/>
+                <w:color w:val="243240"/>
+                <w:sz w:val="18"/>
+                <w:szCs w:val="18"/>
+              </w:rPr>
+              <w:t xml:space="preserve">rightMotor.spin(reverse);</w:t>
+            </w:r>
+          </w:p>
+          <w:p>
+            <w:pPr>
+              <w:spacing w:after="0" w:before="0" w:line="238"/>
+            </w:pPr>
+            <w:r>
+              <w:rPr>
+                <w:rFonts w:ascii="Consolas" w:cs="Consolas" w:eastAsia="Consolas" w:hAnsi="Consolas"/>
+                <w:b w:val="false"/>
+                <w:bCs w:val="false"/>
+                <w:i w:val="false"/>
+                <w:iCs w:val="false"/>
+                <w:color w:val="243240"/>
+                <w:sz w:val="18"/>
+                <w:szCs w:val="18"/>
+              </w:rPr>
+              <w:t xml:space="preserve">wait(2, seconds);</w:t>
+            </w:r>
+          </w:p>
+          <w:p>
+            <w:pPr>
+              <w:spacing w:after="0" w:before="0" w:line="238"/>
+            </w:pPr>
+            <w:r>
+              <w:rPr>
+                <w:rFonts w:ascii="Consolas" w:cs="Consolas" w:eastAsia="Consolas" w:hAnsi="Consolas"/>
+                <w:b w:val="false"/>
+                <w:bCs w:val="false"/>
+                <w:i w:val="false"/>
+                <w:iCs w:val="false"/>
+                <w:color w:val="243240"/>
+                <w:sz w:val="18"/>
+                <w:szCs w:val="18"/>
+              </w:rPr>
+              <w:t xml:space="preserve"> </w:t>
+            </w:r>
+          </w:p>
+          <w:p>
+            <w:pPr>
+              <w:spacing w:after="0" w:before="0" w:line="238"/>
+            </w:pPr>
+            <w:r>
+              <w:rPr>
+                <w:rFonts w:ascii="Consolas" w:cs="Consolas" w:eastAsia="Consolas" w:hAnsi="Consolas"/>
+                <w:b w:val="false"/>
+                <w:bCs w:val="false"/>
+                <w:i w:val="false"/>
+                <w:iCs w:val="false"/>
+                <w:color w:val="243240"/>
+                <w:sz w:val="18"/>
+                <w:szCs w:val="18"/>
+              </w:rPr>
+              <w:t xml:space="preserve">leftMotor.stop();</w:t>
+            </w:r>
+          </w:p>
+          <w:p>
+            <w:pPr>
+              <w:spacing w:after="0" w:before="0" w:line="238"/>
+            </w:pPr>
+            <w:r>
+              <w:rPr>
+                <w:rFonts w:ascii="Consolas" w:cs="Consolas" w:eastAsia="Consolas" w:hAnsi="Consolas"/>
+                <w:b w:val="false"/>
+                <w:bCs w:val="false"/>
+                <w:i w:val="false"/>
+                <w:iCs w:val="false"/>
+                <w:color w:val="243240"/>
+                <w:sz w:val="18"/>
+                <w:szCs w:val="18"/>
+              </w:rPr>
+              <w:t xml:space="preserve">rightMotor.stop();</w:t>
+            </w:r>
+          </w:p>
+        </w:tc>
+      </w:tr>
+    </w:tbl>
+    <w:p>
+      <w:pPr>
+        <w:spacing w:after="90" w:before="30" w:line="264"/>
+      </w:pPr>
+      <w:r>
+        <w:rPr>
+          <w:b/>
+          <w:bCs/>
+          <w:i w:val="false"/>
+          <w:iCs w:val="false"/>
+        </w:rPr>
+        <w:t xml:space="preserve">Now try:  </w:t>
+      </w:r>
+      <w:r>
+        <w:rPr>
+          <w:b w:val="false"/>
+          <w:bCs w:val="false"/>
+          <w:i w:val="false"/>
+          <w:iCs w:val="false"/>
+        </w:rPr>
+        <w:t xml:space="preserve">add a turn — spin one motor forward and the other reverse for a second. Plan your routine on paper first, line by line, before you type it. That plan has a name — pseudocode — and it's the heart of Chapter 9.</w:t>
       </w:r>
     </w:p>
     <w:p>

--- a/docs/handouts/Ch07_Survival_STUDENT.docx
+++ b/docs/handouts/Ch07_Survival_STUDENT.docx
@@ -468,7 +468,7 @@
           <w:i w:val="false"/>
           <w:iCs w:val="false"/>
         </w:rPr>
-        <w:t xml:space="preserve">structures (rigid, braced frames); gears (gear DOWN for torque, UP for speed; a bevel gear to turn the axis 90°; an idler gear to drive all four wheels); the advanced mechanisms in the Advanced Gear Kit (a worm &amp; wheel holds its position, a rack &amp; pinion or leadscrew makes a straight-line lift, a differential lets wheels turn at different speeds); and the motion mechanisms (cam → reciprocating, crank-and-rocker → oscillating).</w:t>
+        <w:t xml:space="preserve">structures (rigid, braced frames); gears (gear DOWN for torque, UP for speed; a bevel gear to turn the axis 90°; an idler gear to drive all four wheels); the advanced mechanisms in the Advanced Gear Kit (a worm &amp; wheel holds its position, a rack &amp; pinion or leadscrew makes a straight-line lift, a differential lets wheels turn at different speeds); and the motion mechanisms (cam-and-follower → reciprocating, throw = 2× the eccentric offset; crank-and-rocker → oscillating, crank is the shortest link).</w:t>
       </w:r>
     </w:p>
     <w:p>
@@ -2917,7 +2917,7 @@
           <w:i w:val="false"/>
           <w:iCs w:val="false"/>
         </w:rPr>
-        <w:t xml:space="preserve"> — one move after another, top to bottom. Using both motors (add rightMotor in the devices area, like Chapter 6): drive forward, stop, back up, stop.</w:t>
+        <w:t xml:space="preserve"> — one move after another, top to bottom. Anything that drives needs two motors, and the right one faces backwards, so flag it with true. Add it once in the devices area, then sequence both: drive forward, stop, back up, stop.</w:t>
       </w:r>
     </w:p>
     <w:p>
@@ -2935,7 +2935,7 @@
           <w:sz w:val="16"/>
           <w:szCs w:val="16"/>
         </w:rPr>
-        <w:t xml:space="preserve">Type this in the marked region</w:t>
+        <w:t xml:space="preserve">Add the second motor (devices area), then the routine (marked region)</w:t>
       </w:r>
     </w:p>
     <w:tbl>
@@ -2965,6 +2965,60 @@
               <w:right w:type="dxa" w:w="150"/>
             </w:tcMar>
           </w:tcPr>
+          <w:p>
+            <w:pPr>
+              <w:spacing w:after="0" w:before="0" w:line="238"/>
+            </w:pPr>
+            <w:r>
+              <w:rPr>
+                <w:rFonts w:ascii="Consolas" w:cs="Consolas" w:eastAsia="Consolas" w:hAnsi="Consolas"/>
+                <w:b w:val="false"/>
+                <w:bCs w:val="false"/>
+                <w:i w:val="false"/>
+                <w:iCs w:val="false"/>
+                <w:color w:val="243240"/>
+                <w:sz w:val="18"/>
+                <w:szCs w:val="18"/>
+              </w:rPr>
+              <w:t xml:space="preserve">// up in the devices area, next to leftMotor:</w:t>
+            </w:r>
+          </w:p>
+          <w:p>
+            <w:pPr>
+              <w:spacing w:after="0" w:before="0" w:line="238"/>
+            </w:pPr>
+            <w:r>
+              <w:rPr>
+                <w:rFonts w:ascii="Consolas" w:cs="Consolas" w:eastAsia="Consolas" w:hAnsi="Consolas"/>
+                <w:b w:val="false"/>
+                <w:bCs w:val="false"/>
+                <w:i w:val="false"/>
+                <w:iCs w:val="false"/>
+                <w:color w:val="243240"/>
+                <w:sz w:val="18"/>
+                <w:szCs w:val="18"/>
+              </w:rPr>
+              <w:t xml:space="preserve">motor rightMotor = motor(PORT6, true);</w:t>
+            </w:r>
+          </w:p>
+          <w:p>
+            <w:pPr>
+              <w:spacing w:after="0" w:before="0" w:line="238"/>
+            </w:pPr>
+            <w:r>
+              <w:rPr>
+                <w:rFonts w:ascii="Consolas" w:cs="Consolas" w:eastAsia="Consolas" w:hAnsi="Consolas"/>
+                <w:b w:val="false"/>
+                <w:bCs w:val="false"/>
+                <w:i w:val="false"/>
+                <w:iCs w:val="false"/>
+                <w:color w:val="243240"/>
+                <w:sz w:val="18"/>
+                <w:szCs w:val="18"/>
+              </w:rPr>
+              <w:t xml:space="preserve"> </w:t>
+            </w:r>
+          </w:p>
           <w:p>
             <w:pPr>
               <w:spacing w:after="0" w:before="0" w:line="238"/>
